--- a/World-Builds/01-Post-Apostolic-House-Church/CiC_W1_Doc01_World_Identification_FINAL.docx
+++ b/World-Builds/01-Post-Apostolic-House-Church/CiC_W1_Doc01_World_Identification_FINAL.docx
@@ -2,15 +2,14 @@
 <file path=word/document.xml><?xml version="1.0" encoding="utf-8"?>
 <w:document xmlns:w="http://schemas.openxmlformats.org/wordprocessingml/2006/main" xmlns:m="http://schemas.openxmlformats.org/officeDocument/2006/math" xmlns:r="http://schemas.openxmlformats.org/officeDocument/2006/relationships" xmlns:o="urn:schemas-microsoft-com:office:office" xmlns:v="urn:schemas-microsoft-com:vml" xmlns:w10="urn:schemas-microsoft-com:office:word" xmlns:a="http://schemas.openxmlformats.org/drawingml/2006/main" xmlns:pic="http://schemas.openxmlformats.org/drawingml/2006/picture" xmlns:wp="http://schemas.openxmlformats.org/drawingml/2006/wordprocessingDrawing">
   <w:body>
+    <w:bookmarkStart w:id="38" w:name="X2d144965ab5267d664291e2ad90e7be3d2f870f"/>
     <w:p>
       <w:pPr>
         <w:pStyle w:val="Heading1"/>
       </w:pPr>
-      <w:bookmarkStart w:id="20" w:name="X2d144965ab5267d664291e2ad90e7be3d2f870f"/>
       <w:r>
         <w:t xml:space="preserve">Doc_01 — World Identification, Boundaries, and Orientation</w:t>
       </w:r>
-      <w:bookmarkEnd w:id="20"/>
     </w:p>
     <w:p>
       <w:pPr>
@@ -18,6 +17,7 @@
       </w:pPr>
       <w:r>
         <w:rPr>
+          <w:bCs/>
           <w:b/>
         </w:rPr>
         <w:t xml:space="preserve">World #1: Post-Apostolic/Sub-Apostolic House-Church Christianity</w:t>
@@ -29,6 +29,7 @@
       </w:pPr>
       <w:r>
         <w:rPr>
+          <w:bCs/>
           <w:b/>
         </w:rPr>
         <w:t xml:space="preserve">Status:</w:t>
@@ -46,6 +47,7 @@
       </w:pPr>
       <w:r>
         <w:rPr>
+          <w:bCs/>
           <w:b/>
         </w:rPr>
         <w:t xml:space="preserve">Governed by:</w:t>
@@ -63,6 +65,7 @@
       </w:pPr>
       <w:r>
         <w:rPr>
+          <w:bCs/>
           <w:b/>
         </w:rPr>
         <w:t xml:space="preserve">Built from:</w:t>
@@ -81,15 +84,14 @@
         </w:pict>
       </w:r>
     </w:p>
+    <w:bookmarkStart w:id="20" w:name="distinct-world-criteria"/>
     <w:p>
       <w:pPr>
         <w:pStyle w:val="Heading2"/>
       </w:pPr>
-      <w:bookmarkStart w:id="21" w:name="distinct-world-criteria"/>
       <w:r>
         <w:t xml:space="preserve">1. Distinct World Criteria</w:t>
       </w:r>
-      <w:bookmarkEnd w:id="21"/>
     </w:p>
     <w:p>
       <w:pPr>
@@ -109,6 +111,7 @@
       </w:pPr>
       <w:r>
         <w:rPr>
+          <w:bCs/>
           <w:b/>
         </w:rPr>
         <w:t xml:space="preserve">Formation ecology:</w:t>
@@ -130,6 +133,7 @@
       </w:pPr>
       <w:r>
         <w:rPr>
+          <w:bCs/>
           <w:b/>
         </w:rPr>
         <w:t xml:space="preserve">Recurring candidate gravities</w:t>
@@ -151,6 +155,7 @@
       </w:pPr>
       <w:r>
         <w:rPr>
+          <w:bCs/>
           <w:b/>
         </w:rPr>
         <w:t xml:space="preserve">Recurring patterns:</w:t>
@@ -190,6 +195,7 @@
       </w:pPr>
       <w:r>
         <w:rPr>
+          <w:bCs/>
           <w:b/>
         </w:rPr>
         <w:t xml:space="preserve">What distinguishes this world from its nearest neighbors</w:t>
@@ -208,25 +214,24 @@
         </w:pict>
       </w:r>
     </w:p>
+    <w:bookmarkEnd w:id="20"/>
+    <w:bookmarkStart w:id="24" w:name="temporal-scope"/>
     <w:p>
       <w:pPr>
         <w:pStyle w:val="Heading2"/>
       </w:pPr>
-      <w:bookmarkStart w:id="22" w:name="temporal-scope"/>
       <w:r>
         <w:t xml:space="preserve">2. Temporal Scope</w:t>
       </w:r>
-      <w:bookmarkEnd w:id="22"/>
-    </w:p>
+    </w:p>
+    <w:bookmarkStart w:id="21" w:name="beginning-point-c.-70-ce"/>
     <w:p>
       <w:pPr>
         <w:pStyle w:val="Heading3"/>
       </w:pPr>
-      <w:bookmarkStart w:id="23" w:name="beginning-point-c.-70-ce"/>
       <w:r>
         <w:t xml:space="preserve">2.1 Beginning point: c. 70 CE</w:t>
       </w:r>
-      <w:bookmarkEnd w:id="23"/>
     </w:p>
     <w:p>
       <w:pPr>
@@ -248,6 +253,7 @@
       </w:r>
       <w:r>
         <w:rPr>
+          <w:iCs/>
           <w:i/>
         </w:rPr>
         <w:t xml:space="preserve">internal</w:t>
@@ -263,6 +269,7 @@
       </w:r>
       <w:r>
         <w:rPr>
+          <w:iCs/>
           <w:i/>
         </w:rPr>
         <w:t xml:space="preserve">Birkat ha-Minim</w:t>
@@ -278,6 +285,7 @@
       </w:r>
       <w:r>
         <w:rPr>
+          <w:iCs/>
           <w:i/>
         </w:rPr>
         <w:t xml:space="preserve">minim</w:t>
@@ -290,6 +298,7 @@
       </w:r>
       <w:r>
         <w:rPr>
+          <w:iCs/>
           <w:i/>
         </w:rPr>
         <w:t xml:space="preserve">Birkat ha-Minim</w:t>
@@ -298,22 +307,7 @@
         <w:t xml:space="preserve"> </w:t>
       </w:r>
       <w:r>
-        <w:t xml:space="preserve">is attested only in medieval Geniza fragments.</w:t>
-      </w:r>
-      <w:r>
-        <w:t xml:space="preserve"> </w:t>
-      </w:r>
-      <w:r>
-        <w:rPr>
-          <w:b/>
-        </w:rPr>
-        <w:t xml:space="preserve">Revised per round-1 review:</w:t>
-      </w:r>
-      <w:r>
-        <w:t xml:space="preserve"> </w:t>
-      </w:r>
-      <w:r>
-        <w:t xml:space="preserve">the broader</w:t>
+        <w:t xml:space="preserve">is attested only in medieval Geniza fragments. The broader</w:t>
       </w:r>
       <w:r>
         <w:t xml:space="preserve"> </w:t>
@@ -335,6 +329,7 @@
       </w:r>
       <w:r>
         <w:rPr>
+          <w:iCs/>
           <w:i/>
         </w:rPr>
         <w:t xml:space="preserve">JSNT</w:t>
@@ -347,6 +342,7 @@
       </w:r>
       <w:r>
         <w:rPr>
+          <w:iCs/>
           <w:i/>
         </w:rPr>
         <w:t xml:space="preserve">The Ways That Never Parted</w:t>
@@ -362,6 +358,7 @@
       </w:r>
       <w:r>
         <w:rPr>
+          <w:iCs/>
           <w:i/>
         </w:rPr>
         <w:t xml:space="preserve">against any single, clean-break separation date at all</w:t>
@@ -374,6 +371,7 @@
       </w:r>
       <w:r>
         <w:rPr>
+          <w:iCs/>
           <w:i/>
         </w:rPr>
         <w:t xml:space="preserve">for</w:t>
@@ -389,6 +387,7 @@
       </w:r>
       <w:r>
         <w:rPr>
+          <w:iCs/>
           <w:i/>
         </w:rPr>
         <w:t xml:space="preserve">this world’s own</w:t>
@@ -404,78 +403,91 @@
       </w:r>
       <w:r>
         <w:rPr>
+          <w:iCs/>
           <w:i/>
         </w:rPr>
         <w:t xml:space="preserve">[Contested — the</w:t>
       </w:r>
       <w:r>
         <w:rPr>
-          <w:i/>
-        </w:rPr>
-        <w:t xml:space="preserve"> </w:t>
-      </w:r>
-      <w:r>
-        <w:rPr>
+          <w:iCs/>
+          <w:i/>
+        </w:rPr>
+        <w:t xml:space="preserve"> </w:t>
+      </w:r>
+      <w:r>
+        <w:rPr>
+          <w:iCs/>
           <w:i/>
         </w:rPr>
         <w:t xml:space="preserve">“</w:t>
       </w:r>
       <w:r>
         <w:rPr>
+          <w:iCs/>
           <w:i/>
         </w:rPr>
         <w:t xml:space="preserve">no clean break</w:t>
       </w:r>
       <w:r>
         <w:rPr>
+          <w:iCs/>
           <w:i/>
         </w:rPr>
         <w:t xml:space="preserve">”</w:t>
       </w:r>
       <w:r>
         <w:rPr>
-          <w:i/>
-        </w:rPr>
-        <w:t xml:space="preserve"> </w:t>
-      </w:r>
-      <w:r>
-        <w:rPr>
+          <w:iCs/>
+          <w:i/>
+        </w:rPr>
+        <w:t xml:space="preserve"> </w:t>
+      </w:r>
+      <w:r>
+        <w:rPr>
+          <w:iCs/>
           <w:i/>
         </w:rPr>
         <w:t xml:space="preserve">reading is now closer to the mainstream critical position than the older</w:t>
       </w:r>
       <w:r>
         <w:rPr>
-          <w:i/>
-        </w:rPr>
-        <w:t xml:space="preserve"> </w:t>
-      </w:r>
-      <w:r>
-        <w:rPr>
+          <w:iCs/>
+          <w:i/>
+        </w:rPr>
+        <w:t xml:space="preserve"> </w:t>
+      </w:r>
+      <w:r>
+        <w:rPr>
+          <w:iCs/>
           <w:i/>
         </w:rPr>
         <w:t xml:space="preserve">“</w:t>
       </w:r>
       <w:r>
         <w:rPr>
+          <w:iCs/>
           <w:i/>
         </w:rPr>
         <w:t xml:space="preserve">clean break at 70</w:t>
       </w:r>
       <w:r>
         <w:rPr>
+          <w:iCs/>
           <w:i/>
         </w:rPr>
         <w:t xml:space="preserve">”</w:t>
       </w:r>
       <w:r>
         <w:rPr>
-          <w:i/>
-        </w:rPr>
-        <w:t xml:space="preserve"> </w:t>
-      </w:r>
-      <w:r>
-        <w:rPr>
+          <w:iCs/>
+          <w:i/>
+        </w:rPr>
+        <w:t xml:space="preserve"> </w:t>
+      </w:r>
+      <w:r>
+        <w:rPr>
+          <w:iCs/>
           <w:i/>
         </w:rPr>
         <w:t xml:space="preserve">reading, but it does not offer a substitute clean-break date of its own.]</w:t>
@@ -493,6 +505,7 @@
       </w:r>
       <w:r>
         <w:rPr>
+          <w:iCs/>
           <w:i/>
         </w:rPr>
         <w:t xml:space="preserve">The Churches the Apostles Left Behind</w:t>
@@ -544,6 +557,7 @@
       </w:r>
       <w:r>
         <w:rPr>
+          <w:iCs/>
           <w:i/>
         </w:rPr>
         <w:t xml:space="preserve">[Well-established as the leading specialist periodization.]</w:t>
@@ -559,6 +573,7 @@
       </w:r>
       <w:r>
         <w:rPr>
+          <w:iCs/>
           <w:i/>
         </w:rPr>
         <w:t xml:space="preserve">HE</w:t>
@@ -574,6 +589,7 @@
       </w:r>
       <w:r>
         <w:rPr>
+          <w:iCs/>
           <w:i/>
         </w:rPr>
         <w:t xml:space="preserve">contested</w:t>
@@ -591,6 +607,7 @@
       </w:pPr>
       <w:r>
         <w:rPr>
+          <w:bCs/>
           <w:b/>
         </w:rPr>
         <w:t xml:space="preserve">Disposition:</w:t>
@@ -620,15 +637,15 @@
         <w:t xml:space="preserve">most plausibly firms up gradually across 64–100 CE, not at a single crisp date, and that 70 CE’s significance here is inherited/structural rather than independently re-derived as this world’s own best marker.</w:t>
       </w:r>
     </w:p>
+    <w:bookmarkEnd w:id="21"/>
+    <w:bookmarkStart w:id="22" w:name="ending-point-c.-200-ce"/>
     <w:p>
       <w:pPr>
         <w:pStyle w:val="Heading3"/>
       </w:pPr>
-      <w:bookmarkStart w:id="24" w:name="ending-point-c.-200-ce"/>
       <w:r>
         <w:t xml:space="preserve">2.2 Ending point: c. 200 CE</w:t>
       </w:r>
-      <w:bookmarkEnd w:id="24"/>
     </w:p>
     <w:p>
       <w:pPr>
@@ -648,6 +665,7 @@
       </w:pPr>
       <w:r>
         <w:rPr>
+          <w:bCs/>
           <w:b/>
         </w:rPr>
         <w:t xml:space="preserve">Monepiscopacy’s emergence as the increasingly dominant norm.</w:t>
@@ -663,6 +681,7 @@
       </w:r>
       <w:r>
         <w:rPr>
+          <w:iCs/>
           <w:i/>
         </w:rPr>
         <w:t xml:space="preserve">From Apostles to Bishops</w:t>
@@ -675,6 +694,7 @@
       </w:r>
       <w:r>
         <w:rPr>
+          <w:iCs/>
           <w:i/>
         </w:rPr>
         <w:t xml:space="preserve">From Paul to Valentinus</w:t>
@@ -711,6 +731,7 @@
       </w:pPr>
       <w:r>
         <w:rPr>
+          <w:bCs/>
           <w:b/>
         </w:rPr>
         <w:t xml:space="preserve">A documented shift in theological-institutional mode.</w:t>
@@ -726,6 +747,7 @@
       </w:r>
       <w:r>
         <w:rPr>
+          <w:iCs/>
           <w:i/>
         </w:rPr>
         <w:t xml:space="preserve">Adversus Haereses</w:t>
@@ -741,6 +763,7 @@
       </w:r>
       <w:r>
         <w:rPr>
+          <w:iCs/>
           <w:i/>
         </w:rPr>
         <w:t xml:space="preserve">Apologeticus</w:t>
@@ -756,6 +779,7 @@
       </w:r>
       <w:r>
         <w:rPr>
+          <w:iCs/>
           <w:i/>
         </w:rPr>
         <w:t xml:space="preserve">[Well-established.]</w:t>
@@ -771,6 +795,7 @@
       </w:pPr>
       <w:r>
         <w:rPr>
+          <w:bCs/>
           <w:b/>
         </w:rPr>
         <w:t xml:space="preserve">Adjacency with World #2.</w:t>
@@ -788,6 +813,7 @@
       </w:pPr>
       <w:r>
         <w:rPr>
+          <w:bCs/>
           <w:b/>
         </w:rPr>
         <w:t xml:space="preserve">Flag:</w:t>
@@ -799,15 +825,15 @@
         <w:t xml:space="preserve">this boundary marks the point at which this world’s own defining tension (collegial vs. monarchical authority; apostolic testimony vs. closed canon) becomes clearly resolved-in-direction, not the point at which every relevant development finishes everywhere. Full canon closure waits for Athanasius (367 CE); Alexandria’s own first clearly-attested monarchical bishop is Demetrius (188–231); Carthage’s episcopate is still unsettled at Cyprian’s mid-3rd-century crisis. c. 200 is a directional, not a universal, closing marker.</w:t>
       </w:r>
     </w:p>
+    <w:bookmarkEnd w:id="22"/>
+    <w:bookmarkStart w:id="23" w:name="X4538802e8ec4114542e5db3fdd29494a4ccd772"/>
     <w:p>
       <w:pPr>
         <w:pStyle w:val="Heading3"/>
       </w:pPr>
-      <w:bookmarkStart w:id="25" w:name="X4538802e8ec4114542e5db3fdd29494a4ccd772"/>
       <w:r>
         <w:t xml:space="preserve">2.3 What remains internal vs. what indicates transition</w:t>
       </w:r>
-      <w:bookmarkEnd w:id="25"/>
     </w:p>
     <w:p>
       <w:pPr>
@@ -824,15 +850,16 @@
         </w:pict>
       </w:r>
     </w:p>
+    <w:bookmarkEnd w:id="23"/>
+    <w:bookmarkEnd w:id="24"/>
+    <w:bookmarkStart w:id="25" w:name="geographic-scope"/>
     <w:p>
       <w:pPr>
         <w:pStyle w:val="Heading2"/>
       </w:pPr>
-      <w:bookmarkStart w:id="26" w:name="geographic-scope"/>
       <w:r>
         <w:t xml:space="preserve">3. Geographic Scope</w:t>
       </w:r>
-      <w:bookmarkEnd w:id="26"/>
     </w:p>
     <w:p>
       <w:pPr>
@@ -840,6 +867,7 @@
       </w:pPr>
       <w:r>
         <w:rPr>
+          <w:bCs/>
           <w:b/>
         </w:rPr>
         <w:t xml:space="preserve">Core regions:</w:t>
@@ -863,6 +891,7 @@
       </w:r>
       <w:r>
         <w:rPr>
+          <w:iCs/>
           <w:i/>
         </w:rPr>
         <w:t xml:space="preserve">[Well-established.]</w:t>
@@ -878,6 +907,7 @@
       </w:r>
       <w:r>
         <w:rPr>
+          <w:iCs/>
           <w:i/>
         </w:rPr>
         <w:t xml:space="preserve">[Well-established.]</w:t>
@@ -904,6 +934,7 @@
       </w:r>
       <w:r>
         <w:rPr>
+          <w:iCs/>
           <w:i/>
         </w:rPr>
         <w:t xml:space="preserve">JETS</w:t>
@@ -916,6 +947,7 @@
       </w:r>
       <w:r>
         <w:rPr>
+          <w:iCs/>
           <w:i/>
         </w:rPr>
         <w:t xml:space="preserve">The First Urban Christians</w:t>
@@ -930,6 +962,7 @@
       </w:pPr>
       <w:r>
         <w:rPr>
+          <w:bCs/>
           <w:b/>
         </w:rPr>
         <w:t xml:space="preserve">Why Egypt/Alexandria is excluded here:</w:t>
@@ -945,6 +978,7 @@
       </w:r>
       <w:r>
         <w:rPr>
+          <w:iCs/>
           <w:i/>
         </w:rPr>
         <w:t xml:space="preserve">Early Christian Books in Egypt</w:t>
@@ -960,6 +994,7 @@
       </w:r>
       <w:r>
         <w:rPr>
+          <w:iCs/>
           <w:i/>
         </w:rPr>
         <w:t xml:space="preserve">[Contested-debated as an active scholarly argument, but the best-supported basis for this specific boundary decision.]</w:t>
@@ -969,9 +1004,10 @@
       </w:r>
       <w:r>
         <w:rPr>
-          <w:b/>
-        </w:rPr>
-        <w:t xml:space="preserve">Flagged per round-1 review as a load-bearing single-source dependency, on par with the Ignatius dating dependency flagged in Section 10:</w:t>
+          <w:bCs/>
+          <w:b/>
+        </w:rPr>
+        <w:t xml:space="preserve">Load-bearing single-source dependency, on par with the Ignatius dating dependency flagged in Section 10:</w:t>
       </w:r>
       <w:r>
         <w:t xml:space="preserve"> </w:t>
@@ -986,9 +1022,10 @@
       </w:pPr>
       <w:r>
         <w:rPr>
-          <w:b/>
-        </w:rPr>
-        <w:t xml:space="preserve">A necessary qualification, carried into Strand Determination below — and to be read alongside Section 2.1’s separate temporal-boundary caveat, per round-2 review:</w:t>
+          <w:bCs/>
+          <w:b/>
+        </w:rPr>
+        <w:t xml:space="preserve">A necessary qualification, carried into Strand Determination below — and to be read alongside Section 2.1’s separate temporal-boundary caveat:</w:t>
       </w:r>
       <w:r>
         <w:t xml:space="preserve"> </w:t>
@@ -1073,6 +1110,7 @@
       </w:r>
       <w:r>
         <w:rPr>
+          <w:iCs/>
           <w:i/>
         </w:rPr>
         <w:t xml:space="preserve">uniform</w:t>
@@ -1088,6 +1126,7 @@
       </w:r>
       <w:r>
         <w:rPr>
+          <w:iCs/>
           <w:i/>
         </w:rPr>
         <w:t xml:space="preserve">Orthodoxy and Heresy in Earliest Christianity</w:t>
@@ -1100,6 +1139,7 @@
       </w:r>
       <w:r>
         <w:rPr>
+          <w:iCs/>
           <w:i/>
         </w:rPr>
         <w:t xml:space="preserve">Lost Christianities</w:t>
@@ -1112,6 +1152,7 @@
       </w:r>
       <w:r>
         <w:rPr>
+          <w:iCs/>
           <w:i/>
         </w:rPr>
         <w:t xml:space="preserve">Trajectories through Early Christianity</w:t>
@@ -1127,6 +1168,7 @@
       </w:r>
       <w:r>
         <w:rPr>
+          <w:iCs/>
           <w:i/>
         </w:rPr>
         <w:t xml:space="preserve">The Bauer Thesis Examined</w:t>
@@ -1142,15 +1184,15 @@
         </w:pict>
       </w:r>
     </w:p>
+    <w:bookmarkEnd w:id="25"/>
+    <w:bookmarkStart w:id="26" w:name="cultural-scope"/>
     <w:p>
       <w:pPr>
         <w:pStyle w:val="Heading2"/>
       </w:pPr>
-      <w:bookmarkStart w:id="27" w:name="cultural-scope"/>
       <w:r>
         <w:t xml:space="preserve">4. Cultural Scope</w:t>
       </w:r>
-      <w:bookmarkEnd w:id="27"/>
     </w:p>
     <w:p>
       <w:pPr>
@@ -1158,6 +1200,7 @@
       </w:pPr>
       <w:r>
         <w:rPr>
+          <w:bCs/>
           <w:b/>
         </w:rPr>
         <w:t xml:space="preserve">Linguistic:</w:t>
@@ -1173,6 +1216,7 @@
       </w:r>
       <w:r>
         <w:rPr>
+          <w:iCs/>
           <w:i/>
         </w:rPr>
         <w:t xml:space="preserve">[Well-established, uncontested.]</w:t>
@@ -1184,6 +1228,7 @@
       </w:pPr>
       <w:r>
         <w:rPr>
+          <w:bCs/>
           <w:b/>
         </w:rPr>
         <w:t xml:space="preserve">Social:</w:t>
@@ -1199,6 +1244,7 @@
       </w:r>
       <w:r>
         <w:rPr>
+          <w:iCs/>
           <w:i/>
         </w:rPr>
         <w:t xml:space="preserve">House Church and Mission</w:t>
@@ -1211,6 +1257,7 @@
       </w:r>
       <w:r>
         <w:rPr>
+          <w:iCs/>
           <w:i/>
         </w:rPr>
         <w:t xml:space="preserve">Let Wives Be Submissive</w:t>
@@ -1223,6 +1270,7 @@
       </w:r>
       <w:r>
         <w:rPr>
+          <w:iCs/>
           <w:i/>
         </w:rPr>
         <w:t xml:space="preserve">Families in the New Testament World</w:t>
@@ -1238,6 +1286,7 @@
       </w:r>
       <w:r>
         <w:rPr>
+          <w:iCs/>
           <w:i/>
         </w:rPr>
         <w:t xml:space="preserve">A Woman’s Place</w:t>
@@ -1253,6 +1302,7 @@
       </w:r>
       <w:r>
         <w:rPr>
+          <w:iCs/>
           <w:i/>
         </w:rPr>
         <w:t xml:space="preserve">[Well-established as a framework; specific claims about the extent of women’s authority remain debated.]</w:t>
@@ -1262,6 +1312,7 @@
       </w:r>
       <w:r>
         <w:rPr>
+          <w:bCs/>
           <w:b/>
         </w:rPr>
         <w:t xml:space="preserve">Boundary note, added at Step 9 Validation &amp; Testing (2026-07-08):</w:t>
@@ -1279,6 +1330,7 @@
       </w:pPr>
       <w:r>
         <w:rPr>
+          <w:bCs/>
           <w:b/>
         </w:rPr>
         <w:t xml:space="preserve">Political:</w:t>
@@ -1287,28 +1339,14 @@
         <w:t xml:space="preserve"> </w:t>
       </w:r>
       <w:r>
-        <w:t xml:space="preserve">this world functioned inside Roman imperial infrastructure — the Via Egnatia and connecting sea routes physically carried Ignatius roughly 1,500 miles under guard while he wrote.</w:t>
-      </w:r>
-      <w:r>
-        <w:t xml:space="preserve"> </w:t>
-      </w:r>
-      <w:r>
-        <w:rPr>
-          <w:b/>
-        </w:rPr>
-        <w:t xml:space="preserve">Softened per round-1 review:</w:t>
-      </w:r>
-      <w:r>
-        <w:t xml:space="preserve"> </w:t>
-      </w:r>
-      <w:r>
-        <w:t xml:space="preserve">this is a vivid, but extreme and high-visibility, demonstration that imperial infrastructure could sustain correspondence even under guard — it shows what was possible in an unusual, attention-drawing case, not what was typical. The network’s</w:t>
-      </w:r>
-      <w:r>
-        <w:t xml:space="preserve"> </w:t>
-      </w:r>
-      <w:r>
-        <w:rPr>
+        <w:t xml:space="preserve">this world functioned inside Roman imperial infrastructure — the Via Egnatia and connecting sea routes physically carried Ignatius roughly 1,500 miles under guard while he wrote. This is a vivid, but extreme and high-visibility, demonstration that imperial infrastructure could sustain correspondence even under guard — it shows what was possible in an unusual, attention-drawing case, not what was typical. The network’s</w:t>
+      </w:r>
+      <w:r>
+        <w:t xml:space="preserve"> </w:t>
+      </w:r>
+      <w:r>
+        <w:rPr>
+          <w:iCs/>
           <w:i/>
         </w:rPr>
         <w:t xml:space="preserve">ordinary</w:t>
@@ -1324,6 +1362,7 @@
       </w:r>
       <w:r>
         <w:rPr>
+          <w:iCs/>
           <w:i/>
         </w:rPr>
         <w:t xml:space="preserve">[Well-established re: Pliny/Trajan and the absence of systematic policy; contested/minority-leaning against historicity re: Domitian specifically.]</w:t>
@@ -1335,6 +1374,7 @@
       </w:pPr>
       <w:r>
         <w:rPr>
+          <w:bCs/>
           <w:b/>
         </w:rPr>
         <w:t xml:space="preserve">Institutional:</w:t>
@@ -1371,15 +1411,15 @@
         </w:pict>
       </w:r>
     </w:p>
+    <w:bookmarkEnd w:id="26"/>
+    <w:bookmarkStart w:id="27" w:name="world-separation-criteria"/>
     <w:p>
       <w:pPr>
         <w:pStyle w:val="Heading2"/>
       </w:pPr>
-      <w:bookmarkStart w:id="28" w:name="world-separation-criteria"/>
       <w:r>
         <w:t xml:space="preserve">5. World Separation Criteria</w:t>
       </w:r>
-      <w:bookmarkEnd w:id="28"/>
     </w:p>
     <w:p>
       <w:pPr>
@@ -1393,6 +1433,7 @@
       </w:r>
       <w:r>
         <w:rPr>
+          <w:iCs/>
           <w:i/>
         </w:rPr>
         <w:t xml:space="preserve">from</w:t>
@@ -1411,15 +1452,15 @@
         </w:pict>
       </w:r>
     </w:p>
+    <w:bookmarkEnd w:id="27"/>
+    <w:bookmarkStart w:id="28" w:name="X4342af28222fd33cf81067893e65043a4f30c9c"/>
     <w:p>
       <w:pPr>
         <w:pStyle w:val="Heading2"/>
       </w:pPr>
-      <w:bookmarkStart w:id="29" w:name="X4342af28222fd33cf81067893e65043a4f30c9c"/>
       <w:r>
         <w:t xml:space="preserve">6. Strand Determination (Constitution Article 21)</w:t>
       </w:r>
-      <w:bookmarkEnd w:id="29"/>
     </w:p>
     <w:p>
       <w:pPr>
@@ -1427,19 +1468,11 @@
       </w:pPr>
       <w:r>
         <w:rPr>
+          <w:bCs/>
           <w:b/>
         </w:rPr>
         <w:t xml:space="preserve">Finding: this world is not strand-singular. Two internal strands are identified, evidenced by real differences in authority structure and formation practice — though, as the discussion below makes explicit, the two-strand framing itself, not only Strand A’s dating, is an interpretive choice made under real uncertainty, and Doc_04 should treat it as provisional rather than settled.</w:t>
       </w:r>
-      <w:r>
-        <w:t xml:space="preserve"> </w:t>
-      </w:r>
-      <w:r>
-        <w:rPr>
-          <w:i/>
-        </w:rPr>
-        <w:t xml:space="preserve">(Topline qualification added per round-2 review, pulling the caveat that follows up into the finding statement itself rather than leaving it several paragraphs down.)</w:t>
-      </w:r>
     </w:p>
     <w:p>
       <w:pPr>
@@ -1447,6 +1480,7 @@
       </w:pPr>
       <w:r>
         <w:rPr>
+          <w:bCs/>
           <w:b/>
         </w:rPr>
         <w:t xml:space="preserve">Strand A — Antioch/Asia Minor (episcopal-consolidating).</w:t>
@@ -1462,9 +1496,10 @@
       </w:r>
       <w:r>
         <w:rPr>
-          <w:b/>
-        </w:rPr>
-        <w:t xml:space="preserve">Load-bearing caveat integrated here per round-1 review, not deferred to Section 10 alone:</w:t>
+          <w:bCs/>
+          <w:b/>
+        </w:rPr>
+        <w:t xml:space="preserve">Load-bearing caveat, not deferred to Section 10 alone:</w:t>
       </w:r>
       <w:r>
         <w:t xml:space="preserve"> </w:t>
@@ -1477,6 +1512,7 @@
       </w:r>
       <w:r>
         <w:rPr>
+          <w:iCs/>
           <w:i/>
         </w:rPr>
         <w:t xml:space="preserve">Antioch/Asia Minor</w:t>
@@ -1492,6 +1528,7 @@
       </w:r>
       <w:r>
         <w:rPr>
+          <w:iCs/>
           <w:i/>
         </w:rPr>
         <w:t xml:space="preserve">Letter to the Philippians</w:t>
@@ -1522,6 +1559,7 @@
       </w:r>
       <w:r>
         <w:rPr>
+          <w:iCs/>
           <w:i/>
         </w:rPr>
         <w:t xml:space="preserve">The Social Setting of the Ministry</w:t>
@@ -1531,6 +1569,7 @@
       </w:r>
       <w:r>
         <w:rPr>
+          <w:iCs/>
           <w:i/>
         </w:rPr>
         <w:t xml:space="preserve">Ignatius of Antioch and the Second Sophistic</w:t>
@@ -1543,6 +1582,7 @@
       </w:r>
       <w:r>
         <w:rPr>
+          <w:iCs/>
           <w:i/>
         </w:rPr>
         <w:t xml:space="preserve">Ignatius of Antioch: A Martyr Bishop</w:t>
@@ -1555,6 +1595,7 @@
       </w:r>
       <w:r>
         <w:rPr>
+          <w:iCs/>
           <w:i/>
         </w:rPr>
         <w:t xml:space="preserve">[Contested/minority-provocative reading, but a serious one.]</w:t>
@@ -1590,6 +1631,7 @@
       </w:pPr>
       <w:r>
         <w:rPr>
+          <w:bCs/>
           <w:b/>
         </w:rPr>
         <w:t xml:space="preserve">Strand B — Rome (collegial/fractionated).</w:t>
@@ -1605,6 +1647,7 @@
       </w:r>
       <w:r>
         <w:rPr>
+          <w:iCs/>
           <w:i/>
         </w:rPr>
         <w:t xml:space="preserve">episkopos</w:t>
@@ -1620,6 +1663,7 @@
       </w:r>
       <w:r>
         <w:rPr>
+          <w:iCs/>
           <w:i/>
         </w:rPr>
         <w:t xml:space="preserve">presbyteros</w:t>
@@ -1650,6 +1694,7 @@
       </w:r>
       <w:r>
         <w:rPr>
+          <w:iCs/>
           <w:i/>
         </w:rPr>
         <w:t xml:space="preserve">Vision</w:t>
@@ -1683,6 +1728,7 @@
       </w:r>
       <w:r>
         <w:rPr>
+          <w:iCs/>
           <w:i/>
         </w:rPr>
         <w:t xml:space="preserve">Letter to the Romans</w:t>
@@ -1700,6 +1746,7 @@
       </w:pPr>
       <w:r>
         <w:rPr>
+          <w:bCs/>
           <w:b/>
         </w:rPr>
         <w:t xml:space="preserve">Why this rises to the level of a recorded strand rather than mere variation:</w:t>
@@ -1717,6 +1764,7 @@
       </w:pPr>
       <w:r>
         <w:rPr>
+          <w:bCs/>
           <w:b/>
         </w:rPr>
         <w:t xml:space="preserve">Reserved for Doc_04 (Gravity Discovery, per Framework Step 4):</w:t>
@@ -1734,6 +1782,7 @@
       </w:pPr>
       <w:r>
         <w:rPr>
+          <w:bCs/>
           <w:b/>
         </w:rPr>
         <w:t xml:space="preserve">Open item carried to Doc_04, not resolved here:</w:t>
@@ -1752,15 +1801,15 @@
         </w:pict>
       </w:r>
     </w:p>
+    <w:bookmarkEnd w:id="28"/>
+    <w:bookmarkStart w:id="29" w:name="preliminary-forces-identification"/>
     <w:p>
       <w:pPr>
         <w:pStyle w:val="Heading2"/>
       </w:pPr>
-      <w:bookmarkStart w:id="30" w:name="preliminary-forces-identification"/>
       <w:r>
         <w:t xml:space="preserve">7. Preliminary Forces Identification</w:t>
       </w:r>
-      <w:bookmarkEnd w:id="30"/>
     </w:p>
     <w:p>
       <w:pPr>
@@ -1768,6 +1817,7 @@
       </w:pPr>
       <w:r>
         <w:rPr>
+          <w:bCs/>
           <w:b/>
         </w:rPr>
         <w:t xml:space="preserve">What generated this world:</w:t>
@@ -1785,6 +1835,7 @@
       </w:pPr>
       <w:r>
         <w:rPr>
+          <w:bCs/>
           <w:b/>
         </w:rPr>
         <w:t xml:space="preserve">What larger world it was embedded in:</w:t>
@@ -1802,6 +1853,7 @@
       </w:pPr>
       <w:r>
         <w:rPr>
+          <w:bCs/>
           <w:b/>
         </w:rPr>
         <w:t xml:space="preserve">What it was responding to:</w:t>
@@ -1819,6 +1871,7 @@
       </w:pPr>
       <w:r>
         <w:rPr>
+          <w:bCs/>
           <w:b/>
         </w:rPr>
         <w:t xml:space="preserve">What it was refusing:</w:t>
@@ -1845,25 +1898,24 @@
         </w:pict>
       </w:r>
     </w:p>
+    <w:bookmarkEnd w:id="29"/>
+    <w:bookmarkStart w:id="33" w:name="world-continuity-distinction"/>
     <w:p>
       <w:pPr>
         <w:pStyle w:val="Heading2"/>
       </w:pPr>
-      <w:bookmarkStart w:id="31" w:name="world-continuity-distinction"/>
       <w:r>
         <w:t xml:space="preserve">8. World Continuity &amp; Distinction</w:t>
       </w:r>
-      <w:bookmarkEnd w:id="31"/>
-    </w:p>
+    </w:p>
+    <w:bookmarkStart w:id="30" w:name="X2ec0d1fde41cc45fe5c525c0eb59e5495a5fe0b"/>
     <w:p>
       <w:pPr>
         <w:pStyle w:val="Heading3"/>
       </w:pPr>
-      <w:bookmarkStart w:id="32" w:name="X2ec0d1fde41cc45fe5c525c0eb59e5495a5fe0b"/>
       <w:r>
         <w:t xml:space="preserve">8.1 vs. World #7 (Syriac Christianity, Edessa/Nisibis)</w:t>
       </w:r>
-      <w:bookmarkEnd w:id="32"/>
     </w:p>
     <w:p>
       <w:pPr>
@@ -1873,15 +1925,15 @@
         <w:t xml:space="preserve">Confirmed, independently, as opposite on nearly every relevant axis: language (Greek vs. Aramaic), political frame (inside the Roman Mediterranean vs. formation outside it entirely), literary genre (community letters and emerging office vs. Ephrem’s hymnic-symbolic poetry), and authority structure (the plural-presbyter/emergent-episcopate tension described in Section 6, vs. the bnay/bnat qyama covenant order). This research pass found no basis to qualify or soften the Step 0 Conclusion’s own finding here; the two worlds share only rough contemporaneity.</w:t>
       </w:r>
     </w:p>
+    <w:bookmarkEnd w:id="30"/>
+    <w:bookmarkStart w:id="31" w:name="Xf682a4d424f510364e0d749133d9dffd99128e0"/>
     <w:p>
       <w:pPr>
         <w:pStyle w:val="Heading3"/>
       </w:pPr>
-      <w:bookmarkStart w:id="33" w:name="Xf682a4d424f510364e0d749133d9dffd99128e0"/>
       <w:r>
         <w:t xml:space="preserve">8.2 vs. World #2 (Alexandrian Catechetical/Christian-Platonist Tradition)</w:t>
       </w:r>
-      <w:bookmarkEnd w:id="33"/>
     </w:p>
     <w:p>
       <w:pPr>
@@ -1891,15 +1943,15 @@
         <w:t xml:space="preserve">Distinct in formation logic: household- and correspondence-based pastoral formation here, versus a teaching-relationship-based exegetical-philosophical formation there. The two worlds’ temporal ranges overlap only at this world’s closing edge (c. 190–200), which this document treats as a genuine, evidence-supported handoff — Alexandria’s own gravity is independently emerging in the very years this world is closing — rather than a contradiction requiring resolution.</w:t>
       </w:r>
     </w:p>
+    <w:bookmarkEnd w:id="31"/>
+    <w:bookmarkStart w:id="32" w:name="Xa99380453b0be3b0413fe8baa8f7bc12c751c9e"/>
     <w:p>
       <w:pPr>
         <w:pStyle w:val="Heading3"/>
       </w:pPr>
-      <w:bookmarkStart w:id="34" w:name="Xa99380453b0be3b0413fe8baa8f7bc12c751c9e"/>
       <w:r>
         <w:t xml:space="preserve">8.3 Contemporary movements requiring disclosure, not treated as settled heresies</w:t>
       </w:r>
-      <w:bookmarkEnd w:id="34"/>
     </w:p>
     <w:p>
       <w:pPr>
@@ -1919,6 +1971,7 @@
       </w:pPr>
       <w:r>
         <w:rPr>
+          <w:bCs/>
           <w:b/>
         </w:rPr>
         <w:t xml:space="preserve">Marcion and Marcionism.</w:t>
@@ -1934,6 +1987,7 @@
       </w:r>
       <w:r>
         <w:rPr>
+          <w:iCs/>
           <w:i/>
         </w:rPr>
         <w:t xml:space="preserve">Adv. Marc.</w:t>
@@ -1949,6 +2003,7 @@
       </w:r>
       <w:r>
         <w:rPr>
+          <w:iCs/>
           <w:i/>
         </w:rPr>
         <w:t xml:space="preserve">The Arch-Heretic Marcion</w:t>
@@ -1964,6 +2019,7 @@
       </w:r>
       <w:r>
         <w:rPr>
+          <w:iCs/>
           <w:i/>
         </w:rPr>
         <w:t xml:space="preserve">arrival</w:t>
@@ -1979,6 +2035,7 @@
       </w:r>
       <w:r>
         <w:rPr>
+          <w:iCs/>
           <w:i/>
         </w:rPr>
         <w:t xml:space="preserve">1 Apology</w:t>
@@ -1987,7 +2044,7 @@
         <w:t xml:space="preserve"> </w:t>
       </w:r>
       <w:r>
-        <w:t xml:space="preserve">(26, 58; c. 153–157, corrected per round-1 review to match the Minns and Parvis dating used consistently elsewhere in this document — see Section 10) reporting Marcion teaching</w:t>
+        <w:t xml:space="preserve">(26, 58; c. 153–157, per the Minns and Parvis dating used consistently elsewhere in this document — see Section 10) reporting Marcion teaching</w:t>
       </w:r>
       <w:r>
         <w:t xml:space="preserve"> </w:t>
@@ -2012,6 +2069,7 @@
       </w:r>
       <w:r>
         <w:rPr>
+          <w:iCs/>
           <w:i/>
         </w:rPr>
         <w:t xml:space="preserve">Marcion and the Making of a Heretic</w:t>
@@ -2051,6 +2109,7 @@
       </w:pPr>
       <w:r>
         <w:rPr>
+          <w:bCs/>
           <w:b/>
         </w:rPr>
         <w:t xml:space="preserve">Valentinian and other Gnostic Christianities.</w:t>
@@ -2066,6 +2125,7 @@
       </w:r>
       <w:r>
         <w:rPr>
+          <w:iCs/>
           <w:i/>
         </w:rPr>
         <w:t xml:space="preserve">The Spiritual Seed</w:t>
@@ -2105,6 +2165,7 @@
       </w:pPr>
       <w:r>
         <w:rPr>
+          <w:bCs/>
           <w:b/>
         </w:rPr>
         <w:t xml:space="preserve">Montanism (the New Prophecy).</w:t>
@@ -2117,6 +2178,7 @@
       </w:r>
       <w:r>
         <w:rPr>
+          <w:iCs/>
           <w:i/>
         </w:rPr>
         <w:t xml:space="preserve">Pepouza and Tymion</w:t>
@@ -2132,15 +2194,16 @@
         </w:pict>
       </w:r>
     </w:p>
+    <w:bookmarkEnd w:id="32"/>
+    <w:bookmarkEnd w:id="33"/>
+    <w:bookmarkStart w:id="34" w:name="X826e9c86549ceea02c663d147d6f0e2b6b9f007"/>
     <w:p>
       <w:pPr>
         <w:pStyle w:val="Heading2"/>
       </w:pPr>
-      <w:bookmarkStart w:id="35" w:name="X826e9c86549ceea02c663d147d6f0e2b6b9f007"/>
       <w:r>
         <w:t xml:space="preserve">9. Disclosure obligations carried from Step 0, addressed here</w:t>
       </w:r>
-      <w:bookmarkEnd w:id="35"/>
     </w:p>
     <w:p>
       <w:pPr>
@@ -2181,16 +2244,7 @@
         <w:t xml:space="preserve"> </w:t>
       </w:r>
       <w:r>
-        <w:rPr>
-          <w:b/>
-        </w:rPr>
-        <w:t xml:space="preserve">Expanded per round-1 review, which found the original two-sentence treatment too thin to actually discharge this obligation:</w:t>
-      </w:r>
-      <w:r>
-        <w:t xml:space="preserve"> </w:t>
-      </w:r>
-      <w:r>
-        <w:t xml:space="preserve">the Martyrdom of Polycarp, whatever its own redactional history (Section 10), describes the community collecting Polycarp’s bones as</w:t>
+        <w:t xml:space="preserve">The Martyrdom of Polycarp, whatever its own redactional history (Section 10), describes the community collecting Polycarp’s bones as</w:t>
       </w:r>
       <w:r>
         <w:t xml:space="preserve"> </w:t>
@@ -2215,6 +2269,7 @@
       </w:r>
       <w:r>
         <w:rPr>
+          <w:iCs/>
           <w:i/>
         </w:rPr>
         <w:t xml:space="preserve">dies natalis</w:t>
@@ -2239,6 +2294,7 @@
       </w:r>
       <w:r>
         <w:rPr>
+          <w:iCs/>
           <w:i/>
         </w:rPr>
         <w:t xml:space="preserve">Romans</w:t>
@@ -2257,15 +2313,15 @@
         </w:pict>
       </w:r>
     </w:p>
+    <w:bookmarkEnd w:id="34"/>
+    <w:bookmarkStart w:id="35" w:name="X6cc4d3cc527c5e00261d2f25d3099f0b115bd40"/>
     <w:p>
       <w:pPr>
         <w:pStyle w:val="Heading2"/>
       </w:pPr>
-      <w:bookmarkStart w:id="36" w:name="X6cc4d3cc527c5e00261d2f25d3099f0b115bd40"/>
       <w:r>
         <w:t xml:space="preserve">10. Sourcing and confidence notes carried forward to Doc_02 and Doc_04</w:t>
       </w:r>
-      <w:bookmarkEnd w:id="36"/>
     </w:p>
     <w:p>
       <w:pPr>
@@ -2285,6 +2341,7 @@
       </w:pPr>
       <w:r>
         <w:rPr>
+          <w:bCs/>
           <w:b/>
         </w:rPr>
         <w:t xml:space="preserve">1 Clement:</w:t>
@@ -2306,6 +2363,7 @@
       </w:pPr>
       <w:r>
         <w:rPr>
+          <w:bCs/>
           <w:b/>
         </w:rPr>
         <w:t xml:space="preserve">The Didache:</w:t>
@@ -2327,6 +2385,7 @@
       </w:pPr>
       <w:r>
         <w:rPr>
+          <w:bCs/>
           <w:b/>
         </w:rPr>
         <w:t xml:space="preserve">The Shepherd of Hermas:</w:t>
@@ -2366,6 +2425,7 @@
       </w:pPr>
       <w:r>
         <w:rPr>
+          <w:bCs/>
           <w:b/>
         </w:rPr>
         <w:t xml:space="preserve">Ignatius:</w:t>
@@ -2387,6 +2447,7 @@
       </w:pPr>
       <w:r>
         <w:rPr>
+          <w:bCs/>
           <w:b/>
         </w:rPr>
         <w:t xml:space="preserve">Polycarp’s Philippians:</w:t>
@@ -2423,6 +2484,7 @@
       </w:pPr>
       <w:r>
         <w:rPr>
+          <w:bCs/>
           <w:b/>
         </w:rPr>
         <w:t xml:space="preserve">Martyrdom of Polycarp:</w:t>
@@ -2444,6 +2506,7 @@
       </w:pPr>
       <w:r>
         <w:rPr>
+          <w:bCs/>
           <w:b/>
         </w:rPr>
         <w:t xml:space="preserve">Justin Martyr:</w:t>
@@ -2461,6 +2524,7 @@
       </w:pPr>
       <w:r>
         <w:rPr>
+          <w:bCs/>
           <w:b/>
         </w:rPr>
         <w:t xml:space="preserve">Standing note for Doc_02 and Doc_04:</w:t>
@@ -2479,15 +2543,15 @@
         </w:pict>
       </w:r>
     </w:p>
+    <w:bookmarkEnd w:id="35"/>
+    <w:bookmarkStart w:id="36" w:name="open-items-carried-forward"/>
     <w:p>
       <w:pPr>
         <w:pStyle w:val="Heading2"/>
       </w:pPr>
-      <w:bookmarkStart w:id="37" w:name="open-items-carried-forward"/>
       <w:r>
         <w:t xml:space="preserve">11. Open items carried forward</w:t>
       </w:r>
-      <w:bookmarkEnd w:id="37"/>
     </w:p>
     <w:p>
       <w:pPr>
@@ -2532,15 +2596,15 @@
         </w:pict>
       </w:r>
     </w:p>
+    <w:bookmarkEnd w:id="36"/>
+    <w:bookmarkStart w:id="37" w:name="document-log"/>
     <w:p>
       <w:pPr>
         <w:pStyle w:val="Heading2"/>
       </w:pPr>
-      <w:bookmarkStart w:id="38" w:name="document-log"/>
       <w:r>
         <w:t xml:space="preserve">12. Document log</w:t>
       </w:r>
-      <w:bookmarkEnd w:id="38"/>
     </w:p>
     <w:p>
       <w:pPr>
@@ -2552,6 +2616,7 @@
       </w:pPr>
       <w:r>
         <w:rPr>
+          <w:bCs/>
           <w:b/>
         </w:rPr>
         <w:t xml:space="preserve">Document:</w:t>
@@ -2573,6 +2638,7 @@
       </w:pPr>
       <w:r>
         <w:rPr>
+          <w:bCs/>
           <w:b/>
         </w:rPr>
         <w:t xml:space="preserve">Round 1 review outcome:</w:t>
@@ -2612,6 +2678,7 @@
       </w:pPr>
       <w:r>
         <w:rPr>
+          <w:bCs/>
           <w:b/>
         </w:rPr>
         <w:t xml:space="preserve">Round 2 review outcome:</w:t>
@@ -2645,6 +2712,7 @@
       </w:r>
       <w:r>
         <w:rPr>
+          <w:bCs/>
           <w:b/>
         </w:rPr>
         <w:t xml:space="preserve">cosmetic</w:t>
@@ -2666,6 +2734,7 @@
       </w:pPr>
       <w:r>
         <w:rPr>
+          <w:bCs/>
           <w:b/>
         </w:rPr>
         <w:t xml:space="preserve">Disagreement log:</w:t>
@@ -2687,6 +2756,7 @@
       </w:pPr>
       <w:r>
         <w:rPr>
+          <w:bCs/>
           <w:b/>
         </w:rPr>
         <w:t xml:space="preserve">Reviewer-history disclosure, added upon independent cold review:</w:t>
@@ -2708,6 +2778,7 @@
       </w:pPr>
       <w:r>
         <w:rPr>
+          <w:bCs/>
           <w:b/>
         </w:rPr>
         <w:t xml:space="preserve">Cold review, round 1 (first file-saved, genuinely independent review of this document):</w:t>
@@ -2795,6 +2866,7 @@
       </w:pPr>
       <w:r>
         <w:rPr>
+          <w:bCs/>
           <w:b/>
         </w:rPr>
         <w:t xml:space="preserve">Cold review fixes applied:</w:t>
@@ -2834,6 +2906,7 @@
       </w:pPr>
       <w:r>
         <w:rPr>
+          <w:bCs/>
           <w:b/>
         </w:rPr>
         <w:t xml:space="preserve">Final status:</w:t>
@@ -2855,6 +2928,7 @@
       </w:pPr>
       <w:r>
         <w:rPr>
+          <w:bCs/>
           <w:b/>
         </w:rPr>
         <w:t xml:space="preserve">Project-lead sign-off:</w:t>
@@ -2870,6 +2944,7 @@
       </w:r>
       <w:r>
         <w:rPr>
+          <w:bCs/>
           <w:b/>
         </w:rPr>
         <w:t xml:space="preserve">Status: APPROVED TO PROCEED.</w:t>
@@ -2885,6 +2960,7 @@
       </w:pPr>
       <w:r>
         <w:rPr>
+          <w:bCs/>
           <w:b/>
         </w:rPr>
         <w:t xml:space="preserve">Sign-off terminology update (2026-07-08):</w:t>
@@ -2906,6 +2982,7 @@
       </w:pPr>
       <w:r>
         <w:rPr>
+          <w:bCs/>
           <w:b/>
         </w:rPr>
         <w:t xml:space="preserve">Step 9 Validation &amp; Testing fix (2026-07-08):</w:t>
@@ -2978,6 +3055,7 @@
       </w:pPr>
       <w:r>
         <w:rPr>
+          <w:bCs/>
           <w:b/>
         </w:rPr>
         <w:t xml:space="preserve">Differentiation finding resolved (2026-07-08), batch-authorized by the project lead:</w:t>
@@ -2989,6 +3067,8 @@
         <w:t xml:space="preserve">a cross-reference note added to Section 4’s Social subsection, and a full world-specific rationale added at Doc_02 §1.7, closing the open item logged directly above. No content in this document’s own claims changed; the Pastorals were always cited here only as secondary-scholarship background, never as Native evidence, and this document now says so explicitly rather than leaving that distinction implicit.</w:t>
       </w:r>
     </w:p>
+    <w:bookmarkEnd w:id="37"/>
+    <w:bookmarkEnd w:id="38"/>
     <w:sectPr/>
   </w:body>
 </w:document>
@@ -3020,17 +3100,14 @@
 <file path=word/numbering.xml><?xml version="1.0" encoding="utf-8"?>
 <w:numbering xmlns:w="http://schemas.openxmlformats.org/wordprocessingml/2006/main">
   <w:abstractNum w:abstractNumId="990">
-    <w:nsid w:val="2c1ae401"/>
+    <w:nsid w:val="A990"/>
     <w:multiLevelType w:val="multilevel"/>
     <w:lvl w:ilvl="0">
       <w:numFmt w:val="bullet"/>
       <w:lvlText w:val=" "/>
       <w:lvlJc w:val="left"/>
       <w:pPr>
-        <w:tabs>
-          <w:tab w:val="num" w:pos="0"/>
-        </w:tabs>
-        <w:ind w:left="480" w:hanging="480"/>
+        <w:ind w:left="720" w:hanging="480"/>
       </w:pPr>
     </w:lvl>
     <w:lvl w:ilvl="1">
@@ -3038,10 +3115,7 @@
       <w:lvlText w:val=" "/>
       <w:lvlJc w:val="left"/>
       <w:pPr>
-        <w:tabs>
-          <w:tab w:val="num" w:pos="720"/>
-        </w:tabs>
-        <w:ind w:left="1200" w:hanging="480"/>
+        <w:ind w:left="1440" w:hanging="480"/>
       </w:pPr>
     </w:lvl>
     <w:lvl w:ilvl="2">
@@ -3049,10 +3123,7 @@
       <w:lvlText w:val=" "/>
       <w:lvlJc w:val="left"/>
       <w:pPr>
-        <w:tabs>
-          <w:tab w:val="num" w:pos="1440"/>
-        </w:tabs>
-        <w:ind w:left="1920" w:hanging="480"/>
+        <w:ind w:left="2160" w:hanging="480"/>
       </w:pPr>
     </w:lvl>
     <w:lvl w:ilvl="3">
@@ -3060,10 +3131,7 @@
       <w:lvlText w:val=" "/>
       <w:lvlJc w:val="left"/>
       <w:pPr>
-        <w:tabs>
-          <w:tab w:val="num" w:pos="2160"/>
-        </w:tabs>
-        <w:ind w:left="2640" w:hanging="480"/>
+        <w:ind w:left="2880" w:hanging="480"/>
       </w:pPr>
     </w:lvl>
     <w:lvl w:ilvl="4">
@@ -3071,10 +3139,7 @@
       <w:lvlText w:val=" "/>
       <w:lvlJc w:val="left"/>
       <w:pPr>
-        <w:tabs>
-          <w:tab w:val="num" w:pos="2880"/>
-        </w:tabs>
-        <w:ind w:left="3360" w:hanging="480"/>
+        <w:ind w:left="3600" w:hanging="480"/>
       </w:pPr>
     </w:lvl>
     <w:lvl w:ilvl="5">
@@ -3082,10 +3147,7 @@
       <w:lvlText w:val=" "/>
       <w:lvlJc w:val="left"/>
       <w:pPr>
-        <w:tabs>
-          <w:tab w:val="num" w:pos="3600"/>
-        </w:tabs>
-        <w:ind w:left="4080" w:hanging="480"/>
+        <w:ind w:left="4320" w:hanging="480"/>
       </w:pPr>
     </w:lvl>
     <w:lvl w:ilvl="6">
@@ -3093,10 +3155,7 @@
       <w:lvlText w:val=" "/>
       <w:lvlJc w:val="left"/>
       <w:pPr>
-        <w:tabs>
-          <w:tab w:val="num" w:pos="4320"/>
-        </w:tabs>
-        <w:ind w:left="4800" w:hanging="480"/>
+        <w:ind w:left="5040" w:hanging="480"/>
       </w:pPr>
     </w:lvl>
     <w:lvl w:ilvl="7">
@@ -3104,10 +3163,7 @@
       <w:lvlText w:val=" "/>
       <w:lvlJc w:val="left"/>
       <w:pPr>
-        <w:tabs>
-          <w:tab w:val="num" w:pos="5040"/>
-        </w:tabs>
-        <w:ind w:left="5520" w:hanging="480"/>
+        <w:ind w:left="5760" w:hanging="480"/>
       </w:pPr>
     </w:lvl>
     <w:lvl w:ilvl="8">
@@ -3115,25 +3171,19 @@
       <w:lvlText w:val=" "/>
       <w:lvlJc w:val="left"/>
       <w:pPr>
-        <w:tabs>
-          <w:tab w:val="num" w:pos="5760"/>
-        </w:tabs>
-        <w:ind w:left="6240" w:hanging="480"/>
+        <w:ind w:left="6480" w:hanging="480"/>
       </w:pPr>
     </w:lvl>
   </w:abstractNum>
   <w:abstractNum w:abstractNumId="991">
-    <w:nsid w:val="ea454b4c"/>
+    <w:nsid w:val="A991"/>
     <w:multiLevelType w:val="multilevel"/>
     <w:lvl w:ilvl="0">
       <w:numFmt w:val="bullet"/>
       <w:lvlText w:val="•"/>
       <w:lvlJc w:val="left"/>
       <w:pPr>
-        <w:tabs>
-          <w:tab w:val="num" w:pos="0"/>
-        </w:tabs>
-        <w:ind w:left="480" w:hanging="480"/>
+        <w:ind w:left="720" w:hanging="480"/>
       </w:pPr>
     </w:lvl>
     <w:lvl w:ilvl="1">
@@ -3141,10 +3191,7 @@
       <w:lvlText w:val="–"/>
       <w:lvlJc w:val="left"/>
       <w:pPr>
-        <w:tabs>
-          <w:tab w:val="num" w:pos="720"/>
-        </w:tabs>
-        <w:ind w:left="1200" w:hanging="480"/>
+        <w:ind w:left="1440" w:hanging="480"/>
       </w:pPr>
     </w:lvl>
     <w:lvl w:ilvl="2">
@@ -3152,10 +3199,7 @@
       <w:lvlText w:val="•"/>
       <w:lvlJc w:val="left"/>
       <w:pPr>
-        <w:tabs>
-          <w:tab w:val="num" w:pos="1440"/>
-        </w:tabs>
-        <w:ind w:left="1920" w:hanging="480"/>
+        <w:ind w:left="2160" w:hanging="480"/>
       </w:pPr>
     </w:lvl>
     <w:lvl w:ilvl="3">
@@ -3163,10 +3207,7 @@
       <w:lvlText w:val="–"/>
       <w:lvlJc w:val="left"/>
       <w:pPr>
-        <w:tabs>
-          <w:tab w:val="num" w:pos="2160"/>
-        </w:tabs>
-        <w:ind w:left="2640" w:hanging="480"/>
+        <w:ind w:left="2880" w:hanging="480"/>
       </w:pPr>
     </w:lvl>
     <w:lvl w:ilvl="4">
@@ -3174,10 +3215,7 @@
       <w:lvlText w:val="•"/>
       <w:lvlJc w:val="left"/>
       <w:pPr>
-        <w:tabs>
-          <w:tab w:val="num" w:pos="2880"/>
-        </w:tabs>
-        <w:ind w:left="3360" w:hanging="480"/>
+        <w:ind w:left="3600" w:hanging="480"/>
       </w:pPr>
     </w:lvl>
     <w:lvl w:ilvl="5">
@@ -3185,10 +3223,7 @@
       <w:lvlText w:val="–"/>
       <w:lvlJc w:val="left"/>
       <w:pPr>
-        <w:tabs>
-          <w:tab w:val="num" w:pos="3600"/>
-        </w:tabs>
-        <w:ind w:left="4080" w:hanging="480"/>
+        <w:ind w:left="4320" w:hanging="480"/>
       </w:pPr>
     </w:lvl>
     <w:lvl w:ilvl="6">
@@ -3196,10 +3231,7 @@
       <w:lvlText w:val="•"/>
       <w:lvlJc w:val="left"/>
       <w:pPr>
-        <w:tabs>
-          <w:tab w:val="num" w:pos="4320"/>
-        </w:tabs>
-        <w:ind w:left="4800" w:hanging="480"/>
+        <w:ind w:left="5040" w:hanging="480"/>
       </w:pPr>
     </w:lvl>
     <w:lvl w:ilvl="7">
@@ -3207,10 +3239,7 @@
       <w:lvlText w:val="–"/>
       <w:lvlJc w:val="left"/>
       <w:pPr>
-        <w:tabs>
-          <w:tab w:val="num" w:pos="5040"/>
-        </w:tabs>
-        <w:ind w:left="5520" w:hanging="480"/>
+        <w:ind w:left="5760" w:hanging="480"/>
       </w:pPr>
     </w:lvl>
     <w:lvl w:ilvl="8">
@@ -3218,15 +3247,12 @@
       <w:lvlText w:val="•"/>
       <w:lvlJc w:val="left"/>
       <w:pPr>
-        <w:tabs>
-          <w:tab w:val="num" w:pos="5760"/>
-        </w:tabs>
-        <w:ind w:left="6240" w:hanging="480"/>
+        <w:ind w:left="6480" w:hanging="480"/>
       </w:pPr>
     </w:lvl>
   </w:abstractNum>
   <w:abstractNum w:abstractNumId="99411">
-    <w:nsid w:val="71315dca"/>
+    <w:nsid w:val="A99411"/>
     <w:multiLevelType w:val="multilevel"/>
     <w:lvl w:ilvl="0">
       <w:start w:val="1"/>
@@ -3234,10 +3260,7 @@
       <w:lvlText w:val="%1."/>
       <w:lvlJc w:val="left"/>
       <w:pPr>
-        <w:tabs>
-          <w:tab w:val="num" w:pos="0"/>
-        </w:tabs>
-        <w:ind w:left="480" w:hanging="480"/>
+        <w:ind w:left="720" w:hanging="480"/>
       </w:pPr>
     </w:lvl>
     <w:lvl w:ilvl="1">
@@ -3246,10 +3269,7 @@
       <w:lvlText w:val="%2."/>
       <w:lvlJc w:val="left"/>
       <w:pPr>
-        <w:tabs>
-          <w:tab w:val="num" w:pos="720"/>
-        </w:tabs>
-        <w:ind w:left="1200" w:hanging="480"/>
+        <w:ind w:left="1440" w:hanging="480"/>
       </w:pPr>
     </w:lvl>
     <w:lvl w:ilvl="2">
@@ -3258,10 +3278,7 @@
       <w:lvlText w:val="%3."/>
       <w:lvlJc w:val="left"/>
       <w:pPr>
-        <w:tabs>
-          <w:tab w:val="num" w:pos="1440"/>
-        </w:tabs>
-        <w:ind w:left="1920" w:hanging="480"/>
+        <w:ind w:left="2160" w:hanging="480"/>
       </w:pPr>
     </w:lvl>
     <w:lvl w:ilvl="3">
@@ -3270,10 +3287,7 @@
       <w:lvlText w:val="%4."/>
       <w:lvlJc w:val="left"/>
       <w:pPr>
-        <w:tabs>
-          <w:tab w:val="num" w:pos="2160"/>
-        </w:tabs>
-        <w:ind w:left="2640" w:hanging="480"/>
+        <w:ind w:left="2880" w:hanging="480"/>
       </w:pPr>
     </w:lvl>
     <w:lvl w:ilvl="4">
@@ -3282,10 +3296,7 @@
       <w:lvlText w:val="%5."/>
       <w:lvlJc w:val="left"/>
       <w:pPr>
-        <w:tabs>
-          <w:tab w:val="num" w:pos="2880"/>
-        </w:tabs>
-        <w:ind w:left="3360" w:hanging="480"/>
+        <w:ind w:left="3600" w:hanging="480"/>
       </w:pPr>
     </w:lvl>
     <w:lvl w:ilvl="5">
@@ -3294,10 +3305,7 @@
       <w:lvlText w:val="%6."/>
       <w:lvlJc w:val="left"/>
       <w:pPr>
-        <w:tabs>
-          <w:tab w:val="num" w:pos="3600"/>
-        </w:tabs>
-        <w:ind w:left="4080" w:hanging="480"/>
+        <w:ind w:left="4320" w:hanging="480"/>
       </w:pPr>
     </w:lvl>
     <w:lvl w:ilvl="6">
@@ -3306,10 +3314,7 @@
       <w:lvlText w:val="%7."/>
       <w:lvlJc w:val="left"/>
       <w:pPr>
-        <w:tabs>
-          <w:tab w:val="num" w:pos="4320"/>
-        </w:tabs>
-        <w:ind w:left="4800" w:hanging="480"/>
+        <w:ind w:left="5040" w:hanging="480"/>
       </w:pPr>
     </w:lvl>
     <w:lvl w:ilvl="7">
@@ -3318,10 +3323,7 @@
       <w:lvlText w:val="%8."/>
       <w:lvlJc w:val="left"/>
       <w:pPr>
-        <w:tabs>
-          <w:tab w:val="num" w:pos="5040"/>
-        </w:tabs>
-        <w:ind w:left="5520" w:hanging="480"/>
+        <w:ind w:left="5760" w:hanging="480"/>
       </w:pPr>
     </w:lvl>
     <w:lvl w:ilvl="8">
@@ -3330,10 +3332,7 @@
       <w:lvlText w:val="%9."/>
       <w:lvlJc w:val="left"/>
       <w:pPr>
-        <w:tabs>
-          <w:tab w:val="num" w:pos="5760"/>
-        </w:tabs>
-        <w:ind w:left="6240" w:hanging="480"/>
+        <w:ind w:left="6480" w:hanging="480"/>
       </w:pPr>
     </w:lvl>
   </w:abstractNum>
@@ -3423,10 +3422,10 @@
   <w:docDefaults>
     <w:rPrDefault>
       <w:rPr>
-        <w:rFonts w:asciiTheme="minorHAnsi" w:eastAsiaTheme="minorHAnsi" w:hAnsiTheme="minorHAnsi" w:cstheme="minorBidi"/>
+        <w:rFonts w:asciiTheme="minorHAnsi" w:cstheme="minorBidi" w:eastAsiaTheme="minorHAnsi" w:hAnsiTheme="minorHAnsi"/>
         <w:sz w:val="24"/>
         <w:szCs w:val="24"/>
-        <w:lang w:val="en-US" w:eastAsia="en-US" w:bidi="ar-SA"/>
+        <w:lang w:bidi="ar-SA" w:eastAsia="en-US" w:val="en-US"/>
       </w:rPr>
     </w:rPrDefault>
     <w:pPrDefault>
@@ -3435,35 +3434,35 @@
       </w:pPr>
     </w:pPrDefault>
   </w:docDefaults>
-  <w:latentStyles w:defLockedState="0" w:defUIPriority="0" w:defSemiHidden="0" w:defUnhideWhenUsed="0" w:defQFormat="0" w:count="276"/>
-  <w:style w:type="paragraph" w:default="1" w:styleId="Normal">
+  <w:latentStyles w:count="276" w:defLockedState="0" w:defQFormat="0" w:defSemiHidden="0" w:defUIPriority="0" w:defUnhideWhenUsed="0"/>
+  <w:style w:default="1" w:styleId="Normal" w:type="paragraph">
     <w:name w:val="Normal"/>
     <w:qFormat/>
   </w:style>
-  <w:style w:type="paragraph" w:styleId="BodyText">
+  <w:style w:styleId="BodyText" w:type="paragraph">
     <w:name w:val="Body Text"/>
     <w:basedOn w:val="Normal"/>
     <w:link w:val="BodyTextChar"/>
     <w:pPr>
-      <w:spacing w:before="180" w:after="180"/>
+      <w:spacing w:after="180" w:before="180"/>
     </w:pPr>
     <w:qFormat/>
   </w:style>
-  <w:style w:type="paragraph" w:customStyle="1" w:styleId="FirstParagraph">
+  <w:style w:customStyle="1" w:styleId="FirstParagraph" w:type="paragraph">
     <w:name w:val="First Paragraph"/>
     <w:basedOn w:val="BodyText"/>
     <w:next w:val="BodyText"/>
     <w:qFormat/>
   </w:style>
-  <w:style w:type="paragraph" w:customStyle="1" w:styleId="Compact">
+  <w:style w:customStyle="1" w:styleId="Compact" w:type="paragraph">
     <w:name w:val="Compact"/>
     <w:basedOn w:val="BodyText"/>
     <w:qFormat/>
     <w:pPr>
-      <w:spacing w:before="36" w:after="36"/>
+      <w:spacing w:after="36" w:before="36"/>
     </w:pPr>
   </w:style>
-  <w:style w:type="paragraph" w:styleId="Title">
+  <w:style w:styleId="Title" w:type="paragraph">
     <w:name w:val="Title"/>
     <w:basedOn w:val="Normal"/>
     <w:next w:val="BodyText"/>
@@ -3471,19 +3470,19 @@
     <w:pPr>
       <w:keepNext/>
       <w:keepLines/>
-      <w:spacing w:before="480" w:after="240"/>
+      <w:spacing w:after="240" w:before="480"/>
       <w:jc w:val="center"/>
     </w:pPr>
     <w:rPr>
-      <w:rFonts w:asciiTheme="majorHAnsi" w:eastAsiaTheme="majorEastAsia" w:hAnsiTheme="majorHAnsi" w:cstheme="majorBidi"/>
+      <w:rFonts w:asciiTheme="majorHAnsi" w:cstheme="majorBidi" w:eastAsiaTheme="majorEastAsia" w:hAnsiTheme="majorHAnsi"/>
       <w:b/>
       <w:bCs/>
-      <w:color w:val="345A8A" w:themeColor="accent1" w:themeShade="B5"/>
+      <w:color w:themeColor="accent1" w:themeShade="B5" w:val="345A8A"/>
       <w:sz w:val="36"/>
       <w:szCs w:val="36"/>
     </w:rPr>
   </w:style>
-  <w:style w:type="paragraph" w:styleId="Subtitle">
+  <w:style w:styleId="Subtitle" w:type="paragraph">
     <w:name w:val="Subtitle"/>
     <w:basedOn w:val="Title"/>
     <w:next w:val="BodyText"/>
@@ -3491,7 +3490,7 @@
     <w:pPr>
       <w:keepNext/>
       <w:keepLines/>
-      <w:spacing w:before="240" w:after="240"/>
+      <w:spacing w:after="240" w:before="240"/>
       <w:jc w:val="center"/>
     </w:pPr>
     <w:rPr>
@@ -3499,7 +3498,7 @@
       <w:szCs w:val="30"/>
     </w:rPr>
   </w:style>
-  <w:style w:type="paragraph" w:customStyle="1" w:styleId="Author">
+  <w:style w:customStyle="1" w:styleId="Author" w:type="paragraph">
     <w:name w:val="Author"/>
     <w:next w:val="BodyText"/>
     <w:qFormat/>
@@ -3509,7 +3508,7 @@
       <w:jc w:val="center"/>
     </w:pPr>
   </w:style>
-  <w:style w:type="paragraph" w:styleId="Date">
+  <w:style w:styleId="Date" w:type="paragraph">
     <w:name w:val="Date"/>
     <w:next w:val="BodyText"/>
     <w:qFormat/>
@@ -3519,7 +3518,26 @@
       <w:jc w:val="center"/>
     </w:pPr>
   </w:style>
-  <w:style w:type="paragraph" w:customStyle="1" w:styleId="Abstract">
+  <w:style w:customStyle="1" w:styleId="AbstractTitle" w:type="paragraph">
+    <w:name w:val="Abstract Title"/>
+    <w:basedOn w:val="Normal"/>
+    <w:next w:val="Abstract"/>
+    <w:qFormat/>
+    <w:pPr>
+      <w:keepNext/>
+      <w:keepLines/>
+      <w:jc w:val="center"/>
+      <w:spacing w:after="0" w:before="300"/>
+    </w:pPr>
+    <w:rPr>
+      <w:sz w:val="20"/>
+      <w:szCs w:val="20"/>
+      <w:b/>
+      <w:color w:val="345A8A"/>
+      &gt;
+    </w:rPr>
+  </w:style>
+  <w:style w:customStyle="1" w:styleId="Abstract" w:type="paragraph">
     <w:name w:val="Abstract"/>
     <w:basedOn w:val="Normal"/>
     <w:next w:val="BodyText"/>
@@ -3527,14 +3545,14 @@
     <w:pPr>
       <w:keepNext/>
       <w:keepLines/>
-      <w:spacing w:before="300" w:after="300"/>
+      <w:spacing w:after="300" w:before="100"/>
     </w:pPr>
     <w:rPr>
       <w:sz w:val="20"/>
       <w:szCs w:val="20"/>
     </w:rPr>
   </w:style>
-  <w:style w:type="paragraph" w:styleId="Bibliography">
+  <w:style w:styleId="Bibliography" w:type="paragraph">
     <w:name w:val="Bibliography"/>
     <w:basedOn w:val="Normal"/>
     <w:next w:val="Bibliography"/>
@@ -3542,7 +3560,7 @@
     <w:pPr/>
     <w:rPr/>
   </w:style>
-  <w:style w:type="paragraph" w:styleId="Heading1">
+  <w:style w:styleId="Heading1" w:type="paragraph">
     <w:name w:val="Heading 1"/>
     <w:basedOn w:val="Normal"/>
     <w:next w:val="BodyText"/>
@@ -3551,19 +3569,19 @@
     <w:pPr>
       <w:keepNext/>
       <w:keepLines/>
-      <w:spacing w:before="480" w:after="0"/>
+      <w:spacing w:after="0" w:before="480"/>
       <w:outlineLvl w:val="0"/>
     </w:pPr>
     <w:rPr>
-      <w:rFonts w:asciiTheme="majorHAnsi" w:eastAsiaTheme="majorEastAsia" w:hAnsiTheme="majorHAnsi" w:cstheme="majorBidi"/>
+      <w:rFonts w:asciiTheme="majorHAnsi" w:cstheme="majorBidi" w:eastAsiaTheme="majorEastAsia" w:hAnsiTheme="majorHAnsi"/>
       <w:b/>
       <w:bCs/>
-      <w:color w:val="4F81BD" w:themeColor="accent1"/>
+      <w:color w:themeColor="accent1" w:val="4F81BD"/>
       <w:sz w:val="32"/>
       <w:szCs w:val="32"/>
     </w:rPr>
   </w:style>
-  <w:style w:type="paragraph" w:styleId="Heading2">
+  <w:style w:styleId="Heading2" w:type="paragraph">
     <w:name w:val="Heading 2"/>
     <w:basedOn w:val="Normal"/>
     <w:next w:val="BodyText"/>
@@ -3573,19 +3591,19 @@
     <w:pPr>
       <w:keepNext/>
       <w:keepLines/>
-      <w:spacing w:before="200" w:after="0"/>
+      <w:spacing w:after="0" w:before="200"/>
       <w:outlineLvl w:val="1"/>
     </w:pPr>
     <w:rPr>
-      <w:rFonts w:asciiTheme="majorHAnsi" w:eastAsiaTheme="majorEastAsia" w:hAnsiTheme="majorHAnsi" w:cstheme="majorBidi"/>
+      <w:rFonts w:asciiTheme="majorHAnsi" w:cstheme="majorBidi" w:eastAsiaTheme="majorEastAsia" w:hAnsiTheme="majorHAnsi"/>
       <w:b/>
       <w:bCs/>
-      <w:color w:val="4F81BD" w:themeColor="accent1"/>
+      <w:color w:themeColor="accent1" w:val="4F81BD"/>
       <w:sz w:val="28"/>
       <w:szCs w:val="28"/>
     </w:rPr>
   </w:style>
-  <w:style w:type="paragraph" w:styleId="Heading3">
+  <w:style w:styleId="Heading3" w:type="paragraph">
     <w:name w:val="Heading 3"/>
     <w:basedOn w:val="Normal"/>
     <w:next w:val="BodyText"/>
@@ -3595,19 +3613,19 @@
     <w:pPr>
       <w:keepNext/>
       <w:keepLines/>
-      <w:spacing w:before="200" w:after="0"/>
+      <w:spacing w:after="0" w:before="200"/>
       <w:outlineLvl w:val="2"/>
     </w:pPr>
     <w:rPr>
-      <w:rFonts w:asciiTheme="majorHAnsi" w:eastAsiaTheme="majorEastAsia" w:hAnsiTheme="majorHAnsi" w:cstheme="majorBidi"/>
+      <w:rFonts w:asciiTheme="majorHAnsi" w:cstheme="majorBidi" w:eastAsiaTheme="majorEastAsia" w:hAnsiTheme="majorHAnsi"/>
       <w:b/>
       <w:bCs/>
-      <w:color w:val="4F81BD" w:themeColor="accent1"/>
+      <w:color w:themeColor="accent1" w:val="4F81BD"/>
       <w:sz w:val="24"/>
       <w:szCs w:val="24"/>
     </w:rPr>
   </w:style>
-  <w:style w:type="paragraph" w:styleId="Heading4">
+  <w:style w:styleId="Heading4" w:type="paragraph">
     <w:name w:val="Heading 4"/>
     <w:basedOn w:val="Normal"/>
     <w:next w:val="BodyText"/>
@@ -3617,19 +3635,19 @@
     <w:pPr>
       <w:keepNext/>
       <w:keepLines/>
-      <w:spacing w:before="200" w:after="0"/>
+      <w:spacing w:after="0" w:before="200"/>
       <w:outlineLvl w:val="3"/>
     </w:pPr>
     <w:rPr>
-      <w:rFonts w:asciiTheme="majorHAnsi" w:eastAsiaTheme="majorEastAsia" w:hAnsiTheme="majorHAnsi" w:cstheme="majorBidi"/>
+      <w:rFonts w:asciiTheme="majorHAnsi" w:cstheme="majorBidi" w:eastAsiaTheme="majorEastAsia" w:hAnsiTheme="majorHAnsi"/>
       <w:i/>
       <w:bCs/>
-      <w:color w:val="4F81BD" w:themeColor="accent1"/>
+      <w:color w:themeColor="accent1" w:val="4F81BD"/>
       <w:sz w:val="24"/>
       <w:szCs w:val="24"/>
     </w:rPr>
   </w:style>
-  <w:style w:type="paragraph" w:styleId="Heading5">
+  <w:style w:styleId="Heading5" w:type="paragraph">
     <w:name w:val="Heading 5"/>
     <w:basedOn w:val="Normal"/>
     <w:next w:val="BodyText"/>
@@ -3639,18 +3657,18 @@
     <w:pPr>
       <w:keepNext/>
       <w:keepLines/>
-      <w:spacing w:before="200" w:after="0"/>
+      <w:spacing w:after="0" w:before="200"/>
       <w:outlineLvl w:val="4"/>
     </w:pPr>
     <w:rPr>
-      <w:rFonts w:asciiTheme="majorHAnsi" w:eastAsiaTheme="majorEastAsia" w:hAnsiTheme="majorHAnsi" w:cstheme="majorBidi"/>
+      <w:rFonts w:asciiTheme="majorHAnsi" w:cstheme="majorBidi" w:eastAsiaTheme="majorEastAsia" w:hAnsiTheme="majorHAnsi"/>
       <w:iCs/>
-      <w:color w:val="4F81BD" w:themeColor="accent1"/>
+      <w:color w:themeColor="accent1" w:val="4F81BD"/>
       <w:sz w:val="24"/>
       <w:szCs w:val="24"/>
     </w:rPr>
   </w:style>
-  <w:style w:type="paragraph" w:styleId="Heading6">
+  <w:style w:styleId="Heading6" w:type="paragraph">
     <w:name w:val="Heading 6"/>
     <w:basedOn w:val="Normal"/>
     <w:next w:val="BodyText"/>
@@ -3660,17 +3678,17 @@
     <w:pPr>
       <w:keepNext/>
       <w:keepLines/>
-      <w:spacing w:before="200" w:after="0"/>
+      <w:spacing w:after="0" w:before="200"/>
       <w:outlineLvl w:val="5"/>
     </w:pPr>
     <w:rPr>
-      <w:rFonts w:asciiTheme="majorHAnsi" w:eastAsiaTheme="majorEastAsia" w:hAnsiTheme="majorHAnsi" w:cstheme="majorBidi"/>
-      <w:color w:val="4F81BD" w:themeColor="accent1"/>
+      <w:rFonts w:asciiTheme="majorHAnsi" w:cstheme="majorBidi" w:eastAsiaTheme="majorEastAsia" w:hAnsiTheme="majorHAnsi"/>
+      <w:color w:themeColor="accent1" w:val="4F81BD"/>
       <w:sz w:val="24"/>
       <w:szCs w:val="24"/>
     </w:rPr>
   </w:style>
-  <w:style w:type="paragraph" w:styleId="Heading7">
+  <w:style w:styleId="Heading7" w:type="paragraph">
     <w:name w:val="Heading 7"/>
     <w:basedOn w:val="Normal"/>
     <w:next w:val="BodyText"/>
@@ -3680,17 +3698,17 @@
     <w:pPr>
       <w:keepNext/>
       <w:keepLines/>
-      <w:spacing w:before="200" w:after="0"/>
+      <w:spacing w:after="0" w:before="200"/>
       <w:outlineLvl w:val="6"/>
     </w:pPr>
     <w:rPr>
-      <w:rFonts w:asciiTheme="majorHAnsi" w:eastAsiaTheme="majorEastAsia" w:hAnsiTheme="majorHAnsi" w:cstheme="majorBidi"/>
-      <w:color w:val="4F81BD" w:themeColor="accent1"/>
+      <w:rFonts w:asciiTheme="majorHAnsi" w:cstheme="majorBidi" w:eastAsiaTheme="majorEastAsia" w:hAnsiTheme="majorHAnsi"/>
+      <w:color w:themeColor="accent1" w:val="4F81BD"/>
       <w:sz w:val="24"/>
       <w:szCs w:val="24"/>
     </w:rPr>
   </w:style>
-  <w:style w:type="paragraph" w:styleId="Heading8">
+  <w:style w:styleId="Heading8" w:type="paragraph">
     <w:name w:val="Heading 8"/>
     <w:basedOn w:val="Normal"/>
     <w:next w:val="BodyText"/>
@@ -3700,17 +3718,17 @@
     <w:pPr>
       <w:keepNext/>
       <w:keepLines/>
-      <w:spacing w:before="200" w:after="0"/>
+      <w:spacing w:after="0" w:before="200"/>
       <w:outlineLvl w:val="7"/>
     </w:pPr>
     <w:rPr>
-      <w:rFonts w:asciiTheme="majorHAnsi" w:eastAsiaTheme="majorEastAsia" w:hAnsiTheme="majorHAnsi" w:cstheme="majorBidi"/>
-      <w:color w:val="4F81BD" w:themeColor="accent1"/>
+      <w:rFonts w:asciiTheme="majorHAnsi" w:cstheme="majorBidi" w:eastAsiaTheme="majorEastAsia" w:hAnsiTheme="majorHAnsi"/>
+      <w:color w:themeColor="accent1" w:val="4F81BD"/>
       <w:sz w:val="24"/>
       <w:szCs w:val="24"/>
     </w:rPr>
   </w:style>
-  <w:style w:type="paragraph" w:styleId="Heading9">
+  <w:style w:styleId="Heading9" w:type="paragraph">
     <w:name w:val="Heading 9"/>
     <w:basedOn w:val="Normal"/>
     <w:next w:val="BodyText"/>
@@ -3720,17 +3738,17 @@
     <w:pPr>
       <w:keepNext/>
       <w:keepLines/>
-      <w:spacing w:before="200" w:after="0"/>
+      <w:spacing w:after="0" w:before="200"/>
       <w:outlineLvl w:val="8"/>
     </w:pPr>
     <w:rPr>
-      <w:rFonts w:asciiTheme="majorHAnsi" w:eastAsiaTheme="majorEastAsia" w:hAnsiTheme="majorHAnsi" w:cstheme="majorBidi"/>
-      <w:color w:val="4F81BD" w:themeColor="accent1"/>
+      <w:rFonts w:asciiTheme="majorHAnsi" w:cstheme="majorBidi" w:eastAsiaTheme="majorEastAsia" w:hAnsiTheme="majorHAnsi"/>
+      <w:color w:themeColor="accent1" w:val="4F81BD"/>
       <w:sz w:val="24"/>
       <w:szCs w:val="24"/>
     </w:rPr>
   </w:style>
-  <w:style w:type="paragraph" w:styleId="BlockText">
+  <w:style w:styleId="BlockText" w:type="paragraph">
     <w:name w:val="Block Text"/>
     <w:basedOn w:val="BodyText"/>
     <w:next w:val="BodyText"/>
@@ -3738,11 +3756,11 @@
     <w:unhideWhenUsed/>
     <w:qFormat/>
     <w:pPr>
-      <w:spacing w:before="100" w:after="100"/>
+      <w:spacing w:after="100" w:before="100"/>
       <w:ind w:firstLine="0" w:left="480" w:right="480"/>
     </w:pPr>
   </w:style>
-  <w:style w:type="paragraph" w:styleId="FootnoteText">
+  <w:style w:styleId="FootnoteText" w:type="paragraph">
     <w:name w:val="Footnote Text"/>
     <w:basedOn w:val="Normal"/>
     <w:next w:val="FootnoteText"/>
@@ -3750,28 +3768,43 @@
     <w:unhideWhenUsed/>
     <w:qFormat/>
   </w:style>
-  <w:style w:type="character" w:default="1" w:styleId="DefaultParagraphFont">
+  <w:style w:default="1" w:styleId="DefaultParagraphFont" w:type="character">
     <w:name w:val="Default Paragraph Font"/>
     <w:semiHidden/>
     <w:unhideWhenUsed/>
   </w:style>
-  <w:style w:type="table" w:default="1" w:styleId="Table">
+  <w:style w:default="1" w:styleId="Table" w:type="table">
     <w:name w:val="Table"/>
     <w:basedOn w:val="TableNormal"/>
     <w:semiHidden/>
     <w:unhideWhenUsed/>
     <w:qFormat/>
     <w:tblPr>
-      <w:tblInd w:w="0" w:type="dxa"/>
+      <w:tblInd w:type="dxa" w:w="0"/>
       <w:tblCellMar>
-        <w:top w:w="0" w:type="dxa"/>
-        <w:left w:w="108" w:type="dxa"/>
-        <w:bottom w:w="0" w:type="dxa"/>
-        <w:right w:w="108" w:type="dxa"/>
+        <w:top w:type="dxa" w:w="0"/>
+        <w:left w:type="dxa" w:w="108"/>
+        <w:bottom w:type="dxa" w:w="0"/>
+        <w:right w:type="dxa" w:w="108"/>
       </w:tblCellMar>
     </w:tblPr>
-  </w:style>
-  <w:style w:type="paragraph" w:customStyle="1" w:styleId="DefinitionTerm">
+    <w:tblStylePr w:type="firstRow">
+      <w:tblPr>
+        <w:jc w:val="left"/>
+        <w:tblInd w:type="dxa" w:w="0"/>
+      </w:tblPr>
+      <w:trPr>
+        <w:jc w:val="left"/>
+      </w:trPr>
+      <w:tcPr>
+        <w:vAlign w:val="bottom"/>
+        <w:tcBorders>
+          <w:bottom w:val="single"/>
+        </w:tcBorders>
+      </w:tcPr>
+    </w:tblStylePr>
+  </w:style>
+  <w:style w:customStyle="1" w:styleId="DefinitionTerm" w:type="paragraph">
     <w:name w:val="Definition Term"/>
     <w:basedOn w:val="Normal"/>
     <w:next w:val="Definition"/>
@@ -3784,49 +3817,49 @@
       <w:b/>
     </w:rPr>
   </w:style>
-  <w:style w:type="paragraph" w:customStyle="1" w:styleId="Definition">
+  <w:style w:customStyle="1" w:styleId="Definition" w:type="paragraph">
     <w:name w:val="Definition"/>
     <w:basedOn w:val="Normal"/>
   </w:style>
-  <w:style w:type="paragraph" w:styleId="Caption">
+  <w:style w:styleId="Caption" w:type="paragraph">
     <w:name w:val="Caption"/>
     <w:basedOn w:val="Normal"/>
     <w:link w:val="BodyTextChar"/>
     <w:pPr>
-      <w:spacing w:before="0" w:after="120"/>
+      <w:spacing w:after="120" w:before="0"/>
     </w:pPr>
     <w:rPr>
       <w:i/>
     </w:rPr>
   </w:style>
-  <w:style w:type="paragraph" w:customStyle="1" w:styleId="TableCaption">
+  <w:style w:customStyle="1" w:styleId="TableCaption" w:type="paragraph">
     <w:name w:val="Table Caption"/>
     <w:basedOn w:val="Caption"/>
     <w:pPr>
       <w:keepNext/>
     </w:pPr>
   </w:style>
-  <w:style w:type="paragraph" w:customStyle="1" w:styleId="ImageCaption">
+  <w:style w:customStyle="1" w:styleId="ImageCaption" w:type="paragraph">
     <w:name w:val="Image Caption"/>
     <w:basedOn w:val="Caption"/>
   </w:style>
-  <w:style w:type="paragraph" w:customStyle="1" w:styleId="Figure">
+  <w:style w:customStyle="1" w:styleId="Figure" w:type="paragraph">
     <w:name w:val="Figure"/>
     <w:basedOn w:val="Normal"/>
   </w:style>
-  <w:style w:type="paragraph" w:customStyle="1" w:styleId="CaptionedFigure">
+  <w:style w:customStyle="1" w:styleId="CaptionedFigure" w:type="paragraph">
     <w:name w:val="Captioned Figure"/>
     <w:basedOn w:val="Figure"/>
     <w:pPr>
       <w:keepNext/>
     </w:pPr>
   </w:style>
-  <w:style w:type="character" w:customStyle="1" w:styleId="BodyTextChar">
+  <w:style w:customStyle="1" w:styleId="BodyTextChar" w:type="character">
     <w:name w:val="Body Text Char"/>
     <w:basedOn w:val="DefaultParagraphFont"/>
     <w:link w:val="BodyText"/>
   </w:style>
-  <w:style w:type="character" w:customStyle="1" w:styleId="VerbatimChar">
+  <w:style w:customStyle="1" w:styleId="VerbatimChar" w:type="character">
     <w:name w:val="Verbatim Char"/>
     <w:basedOn w:val="BodyTextChar"/>
     <w:rPr>
@@ -3834,21 +3867,25 @@
       <w:sz w:val="22"/>
     </w:rPr>
   </w:style>
-  <w:style w:type="character" w:styleId="FootnoteReference">
+  <w:style w:customStyle="1" w:styleId="SectionNumber" w:type="character">
+    <w:name w:val="Section Number"/>
+    <w:basedOn w:val="BodyTextChar"/>
+  </w:style>
+  <w:style w:styleId="FootnoteReference" w:type="character">
     <w:name w:val="Footnote Reference"/>
     <w:basedOn w:val="BodyTextChar"/>
     <w:rPr>
       <w:vertAlign w:val="superscript"/>
     </w:rPr>
   </w:style>
-  <w:style w:type="character" w:styleId="Hyperlink">
+  <w:style w:styleId="Hyperlink" w:type="character">
     <w:name w:val="Hyperlink"/>
     <w:basedOn w:val="BodyTextChar"/>
     <w:rPr>
-      <w:color w:val="4F81BD" w:themeColor="accent1"/>
-    </w:rPr>
-  </w:style>
-  <w:style w:type="paragraph" w:styleId="TOCHeading">
+      <w:color w:themeColor="accent1" w:val="4F81BD"/>
+    </w:rPr>
+  </w:style>
+  <w:style w:styleId="TOCHeading" w:type="paragraph">
     <w:name w:val="TOC Heading"/>
     <w:basedOn w:val="Heading1"/>
     <w:next w:val="BodyText"/>
@@ -3860,10 +3897,10 @@
       <w:outlineLvl w:val="9"/>
     </w:pPr>
     <w:rPr>
-      <w:rFonts w:asciiTheme="majorHAnsi" w:eastAsiaTheme="majorEastAsia" w:hAnsiTheme="majorHAnsi" w:cstheme="majorBidi"/>
+      <w:rFonts w:asciiTheme="majorHAnsi" w:cstheme="majorBidi" w:eastAsiaTheme="majorEastAsia" w:hAnsiTheme="majorHAnsi"/>
       <w:b w:val="0"/>
       <w:bCs w:val="0"/>
-      <w:color w:val="365F91" w:themeColor="accent1" w:themeShade="BF"/>
+      <w:color w:themeColor="accent1" w:themeShade="BF" w:val="365F91"/>
     </w:rPr>
   </w:style>
   <w:style w:type="paragraph" w:customStyle="1" w:styleId="SourceCode">
@@ -3955,7 +3992,10 @@
   <w:style w:type="character" w:customStyle="1" w:styleId="ImportTok">
     <w:name w:val="ImportTok"/>
     <w:basedOn w:val="VerbatimChar"/>
-    <w:rPr/>
+    <w:rPr>
+      <w:color w:val="008000"/>
+      <w:b/>
+    </w:rPr>
   </w:style>
   <w:style w:type="character" w:customStyle="1" w:styleId="CommentTok">
     <w:name w:val="CommentTok"/>
@@ -4030,7 +4070,9 @@
   <w:style w:type="character" w:customStyle="1" w:styleId="BuiltInTok">
     <w:name w:val="BuiltInTok"/>
     <w:basedOn w:val="VerbatimChar"/>
-    <w:rPr/>
+    <w:rPr>
+      <w:color w:val="008000"/>
+    </w:rPr>
   </w:style>
   <w:style w:type="character" w:customStyle="1" w:styleId="ExtensionTok">
     <w:name w:val="ExtensionTok"/>
